--- a/downloads/teacher/04 Units/Unit 06 - Food Systems and Production - From Farm to Table/Lesson 06.01 - Trace a Food From Farm to Plate.docx
+++ b/downloads/teacher/04 Units/Unit 06 - Food Systems and Production - From Farm to Table/Lesson 06.01 - Trace a Food From Farm to Plate.docx
@@ -262,23 +262,41 @@
       <w:r>
         <w:t xml:space="preserve">By the end of this lesson, students will be able to:</w:t>
       </w:r>
-      <w:r>
-        <w:t xml:space="preserve"> </w:t>
-      </w:r>
-      <w:r>
-        <w:t xml:space="preserve">1. (Low: understand) Given a set of step cards, place the ten steps of a food supply chain in order and name one person whose job happens at each step.</w:t>
-      </w:r>
-      <w:r>
-        <w:t xml:space="preserve"> </w:t>
-      </w:r>
-      <w:r>
-        <w:t xml:space="preserve">2. (Mid: analyze) For one assigned food, explain where the time goes and where the cost goes along its chain, using the numbers on the path cards.</w:t>
-      </w:r>
-      <w:r>
-        <w:t xml:space="preserve"> </w:t>
-      </w:r>
-      <w:r>
-        <w:t xml:space="preserve">3. (High: evaluate) Compare two of the four traced foods and judge which one has the shorter, simpler chain, using at least two pieces of evidence from the wall path.</w:t>
+    </w:p>
+    <w:p>
+      <w:pPr>
+        <w:numPr>
+          <w:ilvl w:val="0"/>
+          <w:numId w:val="1002"/>
+        </w:numPr>
+        <w:pStyle w:val="Compact"/>
+      </w:pPr>
+      <w:r>
+        <w:t xml:space="preserve">(Low: understand) Given a set of step cards, place the ten steps of a food supply chain in order and name one person whose job happens at each step.</w:t>
+      </w:r>
+    </w:p>
+    <w:p>
+      <w:pPr>
+        <w:numPr>
+          <w:ilvl w:val="0"/>
+          <w:numId w:val="1002"/>
+        </w:numPr>
+        <w:pStyle w:val="Compact"/>
+      </w:pPr>
+      <w:r>
+        <w:t xml:space="preserve">(Mid: analyze) For one assigned food, explain where the time goes and where the cost goes along its chain, using the numbers on the path cards.</w:t>
+      </w:r>
+    </w:p>
+    <w:p>
+      <w:pPr>
+        <w:numPr>
+          <w:ilvl w:val="0"/>
+          <w:numId w:val="1002"/>
+        </w:numPr>
+        <w:pStyle w:val="Compact"/>
+      </w:pPr>
+      <w:r>
+        <w:t xml:space="preserve">(High: evaluate) Compare two of the four traced foods and judge which one has the shorter, simpler chain, using at least two pieces of evidence from the wall path.</w:t>
       </w:r>
     </w:p>
     <w:p>
@@ -328,7 +346,7 @@
       <w:pPr>
         <w:numPr>
           <w:ilvl w:val="0"/>
-          <w:numId w:val="1002"/>
+          <w:numId w:val="1003"/>
         </w:numPr>
         <w:pStyle w:val="Compact"/>
       </w:pPr>
@@ -340,7 +358,7 @@
       <w:pPr>
         <w:numPr>
           <w:ilvl w:val="0"/>
-          <w:numId w:val="1002"/>
+          <w:numId w:val="1003"/>
         </w:numPr>
         <w:pStyle w:val="Compact"/>
       </w:pPr>
@@ -358,7 +376,7 @@
       <w:pPr>
         <w:numPr>
           <w:ilvl w:val="0"/>
-          <w:numId w:val="1002"/>
+          <w:numId w:val="1003"/>
         </w:numPr>
         <w:pStyle w:val="Compact"/>
       </w:pPr>
@@ -370,7 +388,7 @@
       <w:pPr>
         <w:numPr>
           <w:ilvl w:val="0"/>
-          <w:numId w:val="1002"/>
+          <w:numId w:val="1003"/>
         </w:numPr>
         <w:pStyle w:val="Compact"/>
       </w:pPr>
@@ -382,7 +400,7 @@
       <w:pPr>
         <w:numPr>
           <w:ilvl w:val="0"/>
-          <w:numId w:val="1002"/>
+          <w:numId w:val="1003"/>
         </w:numPr>
         <w:pStyle w:val="Compact"/>
       </w:pPr>
@@ -409,7 +427,7 @@
       <w:pPr>
         <w:numPr>
           <w:ilvl w:val="0"/>
-          <w:numId w:val="1002"/>
+          <w:numId w:val="1003"/>
         </w:numPr>
         <w:pStyle w:val="Compact"/>
       </w:pPr>
@@ -421,7 +439,7 @@
       <w:pPr>
         <w:numPr>
           <w:ilvl w:val="0"/>
-          <w:numId w:val="1002"/>
+          <w:numId w:val="1003"/>
         </w:numPr>
         <w:pStyle w:val="Compact"/>
       </w:pPr>
@@ -866,17 +884,29 @@
       <w:r>
         <w:t xml:space="preserve">Monitor understanding:</w:t>
       </w:r>
-      <w:r>
-        <w:t xml:space="preserve"> </w:t>
-      </w:r>
-      <w:r>
-        <w:t xml:space="preserve">- Which step comes first, package or transport? How do you know from the card?</w:t>
-      </w:r>
-      <w:r>
-        <w:t xml:space="preserve"> </w:t>
-      </w:r>
-      <w:r>
-        <w:t xml:space="preserve">- Your card says</w:t>
+    </w:p>
+    <w:p>
+      <w:pPr>
+        <w:numPr>
+          <w:ilvl w:val="0"/>
+          <w:numId w:val="1004"/>
+        </w:numPr>
+        <w:pStyle w:val="Compact"/>
+      </w:pPr>
+      <w:r>
+        <w:t xml:space="preserve">Which step comes first, package or transport? How do you know from the card?</w:t>
+      </w:r>
+    </w:p>
+    <w:p>
+      <w:pPr>
+        <w:numPr>
+          <w:ilvl w:val="0"/>
+          <w:numId w:val="1004"/>
+        </w:numPr>
+        <w:pStyle w:val="Compact"/>
+      </w:pPr>
+      <w:r>
+        <w:t xml:space="preserve">Your card says</w:t>
       </w:r>
       <w:r>
         <w:t xml:space="preserve"> </w:t>
@@ -896,43 +926,73 @@
       <w:r>
         <w:t xml:space="preserve">Which steps does that cover?</w:t>
       </w:r>
-      <w:r>
-        <w:t xml:space="preserve"> </w:t>
-      </w:r>
-      <w:r>
-        <w:t xml:space="preserve">- Which of your two decoy cards was harder to spot, and why?</w:t>
-      </w:r>
-    </w:p>
-    <w:p>
-      <w:pPr>
-        <w:pStyle w:val="BodyText"/>
+    </w:p>
+    <w:p>
+      <w:pPr>
+        <w:numPr>
+          <w:ilvl w:val="0"/>
+          <w:numId w:val="1004"/>
+        </w:numPr>
+        <w:pStyle w:val="Compact"/>
+      </w:pPr>
+      <w:r>
+        <w:t xml:space="preserve">Which of your two decoy cards was harder to spot, and why?</w:t>
+      </w:r>
+    </w:p>
+    <w:p>
+      <w:pPr>
+        <w:pStyle w:val="FirstParagraph"/>
       </w:pPr>
       <w:r>
         <w:t xml:space="preserve">Deepen learning:</w:t>
       </w:r>
-      <w:r>
-        <w:t xml:space="preserve"> </w:t>
-      </w:r>
-      <w:r>
-        <w:t xml:space="preserve">- The banana traveled about two thousand miles and cost less per pound than the milk that traveled ninety. How does that happen?</w:t>
-      </w:r>
-      <w:r>
-        <w:t xml:space="preserve"> </w:t>
-      </w:r>
-      <w:r>
-        <w:t xml:space="preserve">- Nineteen people got paid for one carton of milk, and the farmer got the smallest share. Is that fair? What would change it?</w:t>
-      </w:r>
-      <w:r>
-        <w:t xml:space="preserve"> </w:t>
-      </w:r>
-      <w:r>
-        <w:t xml:space="preserve">- Which step on your path could break and ruin the food? What would have to go wrong?</w:t>
-      </w:r>
-      <w:r>
-        <w:t xml:space="preserve"> </w:t>
-      </w:r>
-      <w:r>
-        <w:t xml:space="preserve">- The nugget has five steps the banana does not. What are you paying for in those five steps?</w:t>
+    </w:p>
+    <w:p>
+      <w:pPr>
+        <w:numPr>
+          <w:ilvl w:val="0"/>
+          <w:numId w:val="1005"/>
+        </w:numPr>
+        <w:pStyle w:val="Compact"/>
+      </w:pPr>
+      <w:r>
+        <w:t xml:space="preserve">The banana traveled about two thousand miles and cost less per pound than the milk that traveled ninety. How does that happen?</w:t>
+      </w:r>
+    </w:p>
+    <w:p>
+      <w:pPr>
+        <w:numPr>
+          <w:ilvl w:val="0"/>
+          <w:numId w:val="1005"/>
+        </w:numPr>
+        <w:pStyle w:val="Compact"/>
+      </w:pPr>
+      <w:r>
+        <w:t xml:space="preserve">Nineteen people got paid for one carton of milk, and the farmer got the smallest share. Is that fair? What would change it?</w:t>
+      </w:r>
+    </w:p>
+    <w:p>
+      <w:pPr>
+        <w:numPr>
+          <w:ilvl w:val="0"/>
+          <w:numId w:val="1005"/>
+        </w:numPr>
+        <w:pStyle w:val="Compact"/>
+      </w:pPr>
+      <w:r>
+        <w:t xml:space="preserve">Which step on your path could break and ruin the food? What would have to go wrong?</w:t>
+      </w:r>
+    </w:p>
+    <w:p>
+      <w:pPr>
+        <w:numPr>
+          <w:ilvl w:val="0"/>
+          <w:numId w:val="1005"/>
+        </w:numPr>
+        <w:pStyle w:val="Compact"/>
+      </w:pPr>
+      <w:r>
+        <w:t xml:space="preserve">The nugget has five steps the banana does not. What are you paying for in those five steps?</w:t>
       </w:r>
     </w:p>
     <w:p>
@@ -1119,7 +1179,7 @@
       <w:pPr>
         <w:numPr>
           <w:ilvl w:val="0"/>
-          <w:numId w:val="1003"/>
+          <w:numId w:val="1006"/>
         </w:numPr>
         <w:pStyle w:val="Compact"/>
       </w:pPr>
@@ -1143,7 +1203,7 @@
       <w:pPr>
         <w:numPr>
           <w:ilvl w:val="0"/>
-          <w:numId w:val="1003"/>
+          <w:numId w:val="1006"/>
         </w:numPr>
         <w:pStyle w:val="Compact"/>
       </w:pPr>
@@ -1155,7 +1215,7 @@
       <w:pPr>
         <w:numPr>
           <w:ilvl w:val="0"/>
-          <w:numId w:val="1003"/>
+          <w:numId w:val="1006"/>
         </w:numPr>
         <w:pStyle w:val="Compact"/>
       </w:pPr>
@@ -1167,7 +1227,7 @@
       <w:pPr>
         <w:numPr>
           <w:ilvl w:val="0"/>
-          <w:numId w:val="1003"/>
+          <w:numId w:val="1006"/>
         </w:numPr>
         <w:pStyle w:val="Compact"/>
       </w:pPr>
@@ -1179,7 +1239,7 @@
       <w:pPr>
         <w:numPr>
           <w:ilvl w:val="0"/>
-          <w:numId w:val="1003"/>
+          <w:numId w:val="1006"/>
         </w:numPr>
         <w:pStyle w:val="Compact"/>
       </w:pPr>
@@ -1191,7 +1251,7 @@
       <w:pPr>
         <w:numPr>
           <w:ilvl w:val="0"/>
-          <w:numId w:val="1003"/>
+          <w:numId w:val="1006"/>
         </w:numPr>
         <w:pStyle w:val="Compact"/>
       </w:pPr>
@@ -1501,7 +1561,7 @@
       <w:pPr>
         <w:numPr>
           <w:ilvl w:val="0"/>
-          <w:numId w:val="1004"/>
+          <w:numId w:val="1007"/>
         </w:numPr>
         <w:pStyle w:val="Compact"/>
       </w:pPr>
@@ -1525,7 +1585,7 @@
       <w:pPr>
         <w:numPr>
           <w:ilvl w:val="0"/>
-          <w:numId w:val="1004"/>
+          <w:numId w:val="1007"/>
         </w:numPr>
         <w:pStyle w:val="Compact"/>
       </w:pPr>
@@ -1537,7 +1597,7 @@
       <w:pPr>
         <w:numPr>
           <w:ilvl w:val="0"/>
-          <w:numId w:val="1004"/>
+          <w:numId w:val="1007"/>
         </w:numPr>
         <w:pStyle w:val="Compact"/>
       </w:pPr>
@@ -1570,7 +1630,7 @@
       <w:pPr>
         <w:numPr>
           <w:ilvl w:val="0"/>
-          <w:numId w:val="1004"/>
+          <w:numId w:val="1007"/>
         </w:numPr>
         <w:pStyle w:val="Compact"/>
       </w:pPr>
@@ -1600,7 +1660,7 @@
       <w:pPr>
         <w:numPr>
           <w:ilvl w:val="0"/>
-          <w:numId w:val="1004"/>
+          <w:numId w:val="1007"/>
         </w:numPr>
         <w:pStyle w:val="Compact"/>
       </w:pPr>
@@ -1612,7 +1672,7 @@
       <w:pPr>
         <w:numPr>
           <w:ilvl w:val="0"/>
-          <w:numId w:val="1004"/>
+          <w:numId w:val="1007"/>
         </w:numPr>
         <w:pStyle w:val="Compact"/>
       </w:pPr>
@@ -1643,7 +1703,7 @@
       <w:pPr>
         <w:numPr>
           <w:ilvl w:val="0"/>
-          <w:numId w:val="1005"/>
+          <w:numId w:val="1008"/>
         </w:numPr>
         <w:pStyle w:val="Compact"/>
       </w:pPr>
@@ -1655,7 +1715,7 @@
       <w:pPr>
         <w:numPr>
           <w:ilvl w:val="0"/>
-          <w:numId w:val="1005"/>
+          <w:numId w:val="1008"/>
         </w:numPr>
         <w:pStyle w:val="Compact"/>
       </w:pPr>
@@ -1721,7 +1781,7 @@
       <w:pPr>
         <w:numPr>
           <w:ilvl w:val="0"/>
-          <w:numId w:val="1005"/>
+          <w:numId w:val="1008"/>
         </w:numPr>
         <w:pStyle w:val="Compact"/>
       </w:pPr>
@@ -1751,7 +1811,7 @@
       <w:pPr>
         <w:numPr>
           <w:ilvl w:val="0"/>
-          <w:numId w:val="1005"/>
+          <w:numId w:val="1008"/>
         </w:numPr>
         <w:pStyle w:val="Compact"/>
       </w:pPr>
@@ -1763,7 +1823,7 @@
       <w:pPr>
         <w:numPr>
           <w:ilvl w:val="0"/>
-          <w:numId w:val="1005"/>
+          <w:numId w:val="1008"/>
         </w:numPr>
         <w:pStyle w:val="Compact"/>
       </w:pPr>
@@ -1778,7 +1838,7 @@
       <w:pPr>
         <w:numPr>
           <w:ilvl w:val="0"/>
-          <w:numId w:val="1005"/>
+          <w:numId w:val="1008"/>
         </w:numPr>
         <w:pStyle w:val="Compact"/>
       </w:pPr>
@@ -2071,6 +2131,118 @@
       </w:pPr>
     </w:lvl>
   </w:abstractNum>
+  <w:abstractNum w:abstractNumId="99411">
+    <w:nsid w:val="71315dca"/>
+    <w:multiLevelType w:val="multilevel"/>
+    <w:lvl w:ilvl="0">
+      <w:start w:val="1"/>
+      <w:numFmt w:val="decimal"/>
+      <w:lvlText w:val="%1."/>
+      <w:lvlJc w:val="left"/>
+      <w:pPr>
+        <w:tabs>
+          <w:tab w:val="num" w:pos="0"/>
+        </w:tabs>
+        <w:ind w:left="480" w:hanging="480"/>
+      </w:pPr>
+    </w:lvl>
+    <w:lvl w:ilvl="1">
+      <w:start w:val="1"/>
+      <w:numFmt w:val="decimal"/>
+      <w:lvlText w:val="%2."/>
+      <w:lvlJc w:val="left"/>
+      <w:pPr>
+        <w:tabs>
+          <w:tab w:val="num" w:pos="720"/>
+        </w:tabs>
+        <w:ind w:left="1200" w:hanging="480"/>
+      </w:pPr>
+    </w:lvl>
+    <w:lvl w:ilvl="2">
+      <w:start w:val="1"/>
+      <w:numFmt w:val="decimal"/>
+      <w:lvlText w:val="%3."/>
+      <w:lvlJc w:val="left"/>
+      <w:pPr>
+        <w:tabs>
+          <w:tab w:val="num" w:pos="1440"/>
+        </w:tabs>
+        <w:ind w:left="1920" w:hanging="480"/>
+      </w:pPr>
+    </w:lvl>
+    <w:lvl w:ilvl="3">
+      <w:start w:val="1"/>
+      <w:numFmt w:val="decimal"/>
+      <w:lvlText w:val="%4."/>
+      <w:lvlJc w:val="left"/>
+      <w:pPr>
+        <w:tabs>
+          <w:tab w:val="num" w:pos="2160"/>
+        </w:tabs>
+        <w:ind w:left="2640" w:hanging="480"/>
+      </w:pPr>
+    </w:lvl>
+    <w:lvl w:ilvl="4">
+      <w:start w:val="1"/>
+      <w:numFmt w:val="decimal"/>
+      <w:lvlText w:val="%5."/>
+      <w:lvlJc w:val="left"/>
+      <w:pPr>
+        <w:tabs>
+          <w:tab w:val="num" w:pos="2880"/>
+        </w:tabs>
+        <w:ind w:left="3360" w:hanging="480"/>
+      </w:pPr>
+    </w:lvl>
+    <w:lvl w:ilvl="5">
+      <w:start w:val="1"/>
+      <w:numFmt w:val="decimal"/>
+      <w:lvlText w:val="%6."/>
+      <w:lvlJc w:val="left"/>
+      <w:pPr>
+        <w:tabs>
+          <w:tab w:val="num" w:pos="3600"/>
+        </w:tabs>
+        <w:ind w:left="4080" w:hanging="480"/>
+      </w:pPr>
+    </w:lvl>
+    <w:lvl w:ilvl="6">
+      <w:start w:val="1"/>
+      <w:numFmt w:val="decimal"/>
+      <w:lvlText w:val="%7."/>
+      <w:lvlJc w:val="left"/>
+      <w:pPr>
+        <w:tabs>
+          <w:tab w:val="num" w:pos="4320"/>
+        </w:tabs>
+        <w:ind w:left="4800" w:hanging="480"/>
+      </w:pPr>
+    </w:lvl>
+    <w:lvl w:ilvl="7">
+      <w:start w:val="1"/>
+      <w:numFmt w:val="decimal"/>
+      <w:lvlText w:val="%8."/>
+      <w:lvlJc w:val="left"/>
+      <w:pPr>
+        <w:tabs>
+          <w:tab w:val="num" w:pos="5040"/>
+        </w:tabs>
+        <w:ind w:left="5520" w:hanging="480"/>
+      </w:pPr>
+    </w:lvl>
+    <w:lvl w:ilvl="8">
+      <w:start w:val="1"/>
+      <w:numFmt w:val="decimal"/>
+      <w:lvlText w:val="%9."/>
+      <w:lvlJc w:val="left"/>
+      <w:pPr>
+        <w:tabs>
+          <w:tab w:val="num" w:pos="5760"/>
+        </w:tabs>
+        <w:ind w:left="6240" w:hanging="480"/>
+      </w:pPr>
+    </w:lvl>
+  </w:abstractNum>
   <w:num w:numId="1000">
     <w:abstractNumId w:val="990"/>
   </w:num>
@@ -2078,7 +2250,34 @@
     <w:abstractNumId w:val="991"/>
   </w:num>
   <w:num w:numId="1002">
-    <w:abstractNumId w:val="991"/>
+    <w:abstractNumId w:val="99411"/>
+    <w:lvlOverride w:ilvl="0">
+      <w:startOverride w:val="1"/>
+    </w:lvlOverride>
+    <w:lvlOverride w:ilvl="1">
+      <w:startOverride w:val="1"/>
+    </w:lvlOverride>
+    <w:lvlOverride w:ilvl="2">
+      <w:startOverride w:val="1"/>
+    </w:lvlOverride>
+    <w:lvlOverride w:ilvl="3">
+      <w:startOverride w:val="1"/>
+    </w:lvlOverride>
+    <w:lvlOverride w:ilvl="4">
+      <w:startOverride w:val="1"/>
+    </w:lvlOverride>
+    <w:lvlOverride w:ilvl="5">
+      <w:startOverride w:val="1"/>
+    </w:lvlOverride>
+    <w:lvlOverride w:ilvl="6">
+      <w:startOverride w:val="1"/>
+    </w:lvlOverride>
+    <w:lvlOverride w:ilvl="7">
+      <w:startOverride w:val="1"/>
+    </w:lvlOverride>
+    <w:lvlOverride w:ilvl="8">
+      <w:startOverride w:val="1"/>
+    </w:lvlOverride>
   </w:num>
   <w:num w:numId="1003">
     <w:abstractNumId w:val="991"/>
@@ -2087,6 +2286,15 @@
     <w:abstractNumId w:val="991"/>
   </w:num>
   <w:num w:numId="1005">
+    <w:abstractNumId w:val="991"/>
+  </w:num>
+  <w:num w:numId="1006">
+    <w:abstractNumId w:val="991"/>
+  </w:num>
+  <w:num w:numId="1007">
+    <w:abstractNumId w:val="991"/>
+  </w:num>
+  <w:num w:numId="1008">
     <w:abstractNumId w:val="991"/>
   </w:num>
 </w:numbering>

--- a/downloads/teacher/04 Units/Unit 06 - Food Systems and Production - From Farm to Table/Lesson 06.01 - Trace a Food From Farm to Plate.docx
+++ b/downloads/teacher/04 Units/Unit 06 - Food Systems and Production - From Farm to Table/Lesson 06.01 - Trace a Food From Farm to Plate.docx
@@ -1537,15 +1537,6 @@
       <w:r>
         <w:t xml:space="preserve">Social studies: the banana path is a geography and trade lesson already; the social studies teacher gets a map task out of it and FACS gets the trade vocabulary. Math: the cost-share question is a percent-of-total problem, and Lesson 6.3 scales it up. Community: a local dairy, bakery, or supermarket manager can do a ten-minute visit or a recorded answer to one question from each team.</w:t>
       </w:r>
-      <w:r>
-        <w:t xml:space="preserve"> </w:t>
-      </w:r>
-      <w:r>
-        <w:rPr>
-          <w:rStyle w:val="TeacherNote"/>
-        </w:rPr>
-        <w:t xml:space="preserve">[Sal: the store you shop for lab groceries is the easiest ask; the manager already knows you.]</w:t>
-      </w:r>
     </w:p>
     <w:p>
       <w:pPr>
@@ -1616,15 +1607,6 @@
       <w:r>
         <w:t xml:space="preserve">, section 2.</w:t>
       </w:r>
-      <w:r>
-        <w:t xml:space="preserve"> </w:t>
-      </w:r>
-      <w:r>
-        <w:rPr>
-          <w:rStyle w:val="TeacherNote"/>
-        </w:rPr>
-        <w:t xml:space="preserve">[Sal: confirm against the NYSED PDF.]</w:t>
-      </w:r>
     </w:p>
     <w:p>
       <w:pPr>
@@ -1679,15 +1661,6 @@
       <w:r>
         <w:t xml:space="preserve">The time and cost numbers on the path cards are estimates built for teaching, rounded to whole days and whole cents, and the handout says so on the card face.</w:t>
       </w:r>
-      <w:r>
-        <w:t xml:space="preserve"> </w:t>
-      </w:r>
-      <w:r>
-        <w:rPr>
-          <w:rStyle w:val="TeacherNote"/>
-        </w:rPr>
-        <w:t xml:space="preserve">[Sal: if you want exact figures, the USDA Economic Research Service food dollar series is the public source; the teaching version is close enough for the argument.]</w:t>
-      </w:r>
     </w:p>
     <w:p>
       <w:pPr>
@@ -1817,21 +1790,6 @@
       </w:pPr>
       <w:r>
         <w:t xml:space="preserve">Keep the four wall paths up for the whole topic. Lesson 6.2 tapes seasonal labels onto them, Lesson 6.3 tapes the waste numbers onto the last step, and Lesson 6.5 tapes packaging notes onto the package step. By the quiz the wall is the review sheet.</w:t>
-      </w:r>
-    </w:p>
-    <w:p>
-      <w:pPr>
-        <w:numPr>
-          <w:ilvl w:val="0"/>
-          <w:numId w:val="1008"/>
-        </w:numPr>
-        <w:pStyle w:val="Compact"/>
-      </w:pPr>
-      <w:r>
-        <w:rPr>
-          <w:rStyle w:val="TeacherNote"/>
-        </w:rPr>
-        <w:t xml:space="preserve">[Sal: your students traced money through ClassroomStreet all year. Say out loud that this is the same idea with food instead of dollars, and that the store is the middle of the chain, not the start.]</w:t>
       </w:r>
     </w:p>
     <w:p>
